--- a/Product Development Concept Note.docx
+++ b/Product Development Concept Note.docx
@@ -755,7 +755,15 @@
     </w:p>
     <w:p>
       <w:r>
-        <w:t>List others that will be in a more supportive function in the development of this product.</w:t>
+        <w:t xml:space="preserve">List others that will be in a more supportive </w:t>
+      </w:r>
+      <w:proofErr w:type="gramStart"/>
+      <w:r>
+        <w:t>function</w:t>
+      </w:r>
+      <w:proofErr w:type="gramEnd"/>
+      <w:r>
+        <w:t xml:space="preserve"> in the development of this product.</w:t>
       </w:r>
     </w:p>
     <w:p>
@@ -765,8 +773,13 @@
       </w:pPr>
       <w:bookmarkStart w:id="7" w:name="_8a7be7pcyz3r" w:colFirst="0" w:colLast="0"/>
       <w:bookmarkEnd w:id="7"/>
-      <w:r>
-        <w:t>Rationale and Use Cases</w:t>
+      <w:proofErr w:type="gramStart"/>
+      <w:r>
+        <w:t>Rationale</w:t>
+      </w:r>
+      <w:proofErr w:type="gramEnd"/>
+      <w:r>
+        <w:t xml:space="preserve"> and Use Cases</w:t>
       </w:r>
     </w:p>
     <w:p>
@@ -781,7 +794,15 @@
     </w:p>
     <w:p>
       <w:r>
-        <w:t>What is the key problem or opportunity the product addresses? Why should this product be prioritized - who is asking for it and why?</w:t>
+        <w:t xml:space="preserve">What is the key problem or </w:t>
+      </w:r>
+      <w:proofErr w:type="gramStart"/>
+      <w:r>
+        <w:t>opportunity</w:t>
+      </w:r>
+      <w:proofErr w:type="gramEnd"/>
+      <w:r>
+        <w:t xml:space="preserve"> the product addresses? Why should this product be prioritized - who is asking for it and why?</w:t>
       </w:r>
     </w:p>
     <w:p>
@@ -873,8 +894,16 @@
         <w:rPr>
           <w:lang w:val="en-AU"/>
         </w:rPr>
-        <w:t xml:space="preserve"> on Pacific island</w:t>
-      </w:r>
+        <w:t xml:space="preserve"> on </w:t>
+      </w:r>
+      <w:proofErr w:type="gramStart"/>
+      <w:r>
+        <w:rPr>
+          <w:lang w:val="en-AU"/>
+        </w:rPr>
+        <w:t>Pacific island</w:t>
+      </w:r>
+      <w:proofErr w:type="gramEnd"/>
       <w:r>
         <w:rPr>
           <w:lang w:val="en-AU"/>
@@ -1029,13 +1058,26 @@
       </w:r>
       <w:proofErr w:type="spellEnd"/>
       <w:r>
-        <w:t xml:space="preserve"> average for temporal time series). It also requires spectral data download from Sentinel-2 : RGB</w:t>
+        <w:t xml:space="preserve"> average for temporal time series). It also requires spectral data download from Sentinel-</w:t>
+      </w:r>
+      <w:proofErr w:type="gramStart"/>
+      <w:r>
+        <w:t>2 :</w:t>
+      </w:r>
+      <w:proofErr w:type="gramEnd"/>
+      <w:r>
+        <w:t xml:space="preserve"> RGB</w:t>
       </w:r>
       <w:r>
         <w:t xml:space="preserve">-NIR-SWIR </w:t>
       </w:r>
-      <w:r>
-        <w:t xml:space="preserve">bands  from the Sentinel-2 </w:t>
+      <w:proofErr w:type="gramStart"/>
+      <w:r>
+        <w:t>bands  from</w:t>
+      </w:r>
+      <w:proofErr w:type="gramEnd"/>
+      <w:r>
+        <w:t xml:space="preserve"> the Sentinel-2 </w:t>
       </w:r>
       <w:proofErr w:type="spellStart"/>
       <w:r>
@@ -1064,16 +1106,16 @@
         <w:t xml:space="preserve">Product Development can be split into 3 steps. First, </w:t>
       </w:r>
       <w:r>
-        <w:t>prepare</w:t>
-      </w:r>
-      <w:r>
-        <w:t xml:space="preserve"> and </w:t>
-      </w:r>
-      <w:r>
-        <w:t>balance</w:t>
-      </w:r>
-      <w:r>
-        <w:t xml:space="preserve"> the data. Then train the random forest classifier and </w:t>
+        <w:t>prepar</w:t>
+      </w:r>
+      <w:r>
+        <w:t>a</w:t>
+      </w:r>
+      <w:r>
+        <w:t xml:space="preserve">tion of </w:t>
+      </w:r>
+      <w:r>
+        <w:t xml:space="preserve">the data. Then train the random forest classifier and </w:t>
       </w:r>
       <w:r>
         <w:t>achieve tuning of the input data and hyperparameter. Finally, test the model on unseen data to evaluate the generalization/</w:t>
@@ -1095,13 +1137,14 @@
         <w:rPr>
           <w:u w:val="single"/>
         </w:rPr>
-        <w:t xml:space="preserve">Data Preparation and </w:t>
-      </w:r>
+        <w:t xml:space="preserve">Data </w:t>
+      </w:r>
+      <w:proofErr w:type="gramStart"/>
       <w:r>
         <w:rPr>
           <w:u w:val="single"/>
         </w:rPr>
-        <w:t>Balance:</w:t>
+        <w:t>Preparation</w:t>
       </w:r>
       <w:r>
         <w:rPr>
@@ -1109,14 +1152,43 @@
         </w:rPr>
         <w:t xml:space="preserve"> </w:t>
       </w:r>
+      <w:r>
+        <w:rPr>
+          <w:u w:val="single"/>
+        </w:rPr>
+        <w:t>:</w:t>
+      </w:r>
+      <w:proofErr w:type="gramEnd"/>
+      <w:r>
+        <w:rPr>
+          <w:u w:val="single"/>
+        </w:rPr>
+        <w:t xml:space="preserve"> </w:t>
+      </w:r>
     </w:p>
     <w:p/>
     <w:p>
       <w:r>
-        <w:t xml:space="preserve">Data from Fiji, Cook Island, Marshall Island and Palaos were download to train a random forest that return land cover classification over the pacific region. We have for each island a shapefile containing point with the associated </w:t>
+        <w:t xml:space="preserve">Data from Fiji, Cook Island, Marshall Island and Palaos were </w:t>
+      </w:r>
+      <w:proofErr w:type="gramStart"/>
+      <w:r>
+        <w:t>download</w:t>
+      </w:r>
+      <w:proofErr w:type="gramEnd"/>
+      <w:r>
+        <w:t xml:space="preserve"> to train a random forest that return land cover classification over the pacific region. We have for each island a </w:t>
       </w:r>
       <w:proofErr w:type="spellStart"/>
       <w:r>
+        <w:t>geopackage</w:t>
+      </w:r>
+      <w:proofErr w:type="spellEnd"/>
+      <w:r>
+        <w:t xml:space="preserve"> containing point with the associated </w:t>
+      </w:r>
+      <w:proofErr w:type="spellStart"/>
+      <w:r>
         <w:t>grountruth</w:t>
       </w:r>
       <w:proofErr w:type="spellEnd"/>
@@ -1145,23 +1217,110 @@
       </w:r>
       <w:proofErr w:type="spellEnd"/>
       <w:r>
-        <w:t>, the RGB-NIR band were downloaded to compute the NDVI, NDWI, NDBI. From landsat-8 satellite we have .</w:t>
+        <w:t xml:space="preserve">, the RGB-NIR band were downloaded to compute the NDVI, </w:t>
+      </w:r>
+      <w:r>
+        <w:t>M</w:t>
+      </w:r>
+      <w:r>
+        <w:t>NDWI, NDBI</w:t>
+      </w:r>
+      <w:r>
+        <w:t>, EVI</w:t>
+      </w:r>
+      <w:r>
+        <w:t xml:space="preserve">. From landsat-8 satellite we have </w:t>
+      </w:r>
+      <w:proofErr w:type="gramStart"/>
+      <w:r>
+        <w:t>file</w:t>
+      </w:r>
+      <w:proofErr w:type="gramEnd"/>
+      <w:r>
+        <w:t xml:space="preserve"> with 3 bands for the annual and </w:t>
+      </w:r>
+      <w:r>
+        <w:t>seasonal</w:t>
+      </w:r>
+      <w:r>
+        <w:t xml:space="preserve"> </w:t>
       </w:r>
       <w:proofErr w:type="spellStart"/>
       <w:r>
-        <w:t>tif</w:t>
+        <w:t>fractionnal</w:t>
       </w:r>
       <w:proofErr w:type="spellEnd"/>
       <w:r>
-        <w:t xml:space="preserve"> file with 3 bands for the annual and daily </w:t>
+        <w:t xml:space="preserve"> cover over each island. </w:t>
+      </w:r>
+      <w:r>
+        <w:t xml:space="preserve">All the data are </w:t>
       </w:r>
       <w:proofErr w:type="spellStart"/>
       <w:r>
-        <w:t>fractionnal</w:t>
+        <w:t>dowloading</w:t>
       </w:r>
       <w:proofErr w:type="spellEnd"/>
       <w:r>
-        <w:t xml:space="preserve"> cover over each island. Then, we prepare the data using QGIS to have one dataset (shapefile) for each island containing for each point the following data :</w:t>
+        <w:t xml:space="preserve"> using the notebook </w:t>
+      </w:r>
+      <w:proofErr w:type="spellStart"/>
+      <w:r>
+        <w:t>data_</w:t>
+      </w:r>
+      <w:proofErr w:type="gramStart"/>
+      <w:r>
+        <w:t>prepation.ipynb</w:t>
+      </w:r>
+      <w:proofErr w:type="spellEnd"/>
+      <w:proofErr w:type="gramEnd"/>
+      <w:r>
+        <w:t xml:space="preserve">, </w:t>
+      </w:r>
+      <w:r>
+        <w:t xml:space="preserve">features are interpolated on the points </w:t>
+      </w:r>
+      <w:proofErr w:type="gramStart"/>
+      <w:r>
+        <w:t>contains</w:t>
+      </w:r>
+      <w:proofErr w:type="gramEnd"/>
+      <w:r>
+        <w:t xml:space="preserve"> in the </w:t>
+      </w:r>
+      <w:proofErr w:type="spellStart"/>
+      <w:r>
+        <w:t>geopackage</w:t>
+      </w:r>
+      <w:proofErr w:type="spellEnd"/>
+      <w:r>
+        <w:t xml:space="preserve"> file</w:t>
+      </w:r>
+      <w:r>
+        <w:t xml:space="preserve">. </w:t>
+      </w:r>
+      <w:r>
+        <w:t>Thus, running</w:t>
+      </w:r>
+      <w:r>
+        <w:t xml:space="preserve"> the notebook for each region </w:t>
+      </w:r>
+      <w:r>
+        <w:t xml:space="preserve">returns </w:t>
+      </w:r>
+      <w:r>
+        <w:t xml:space="preserve">a .csv file containing </w:t>
+      </w:r>
+      <w:r>
+        <w:t xml:space="preserve">for each point data + </w:t>
+      </w:r>
+      <w:proofErr w:type="gramStart"/>
+      <w:r>
+        <w:t>label :</w:t>
+      </w:r>
+      <w:proofErr w:type="gramEnd"/>
+      <w:r>
+        <w:t xml:space="preserve"> </w:t>
       </w:r>
     </w:p>
     <w:p/>
@@ -1173,19 +1332,80 @@
           <w:numId w:val="3"/>
         </w:numPr>
       </w:pPr>
+      <w:r>
+        <w:t xml:space="preserve">Annual </w:t>
+      </w:r>
       <w:proofErr w:type="spellStart"/>
       <w:r>
-        <w:t>lat</w:t>
+        <w:t>fractionnal</w:t>
       </w:r>
       <w:proofErr w:type="spellEnd"/>
       <w:r>
-        <w:t xml:space="preserve">, </w:t>
+        <w:t xml:space="preserve"> cover </w:t>
       </w:r>
       <w:proofErr w:type="spellStart"/>
       <w:r>
-        <w:t>lon</w:t>
+        <w:t>Cover</w:t>
       </w:r>
       <w:proofErr w:type="spellEnd"/>
+      <w:r>
+        <w:t xml:space="preserve"> (</w:t>
+      </w:r>
+      <w:proofErr w:type="gramStart"/>
+      <w:r>
+        <w:t>bs :</w:t>
+      </w:r>
+      <w:proofErr w:type="gramEnd"/>
+      <w:r>
+        <w:t xml:space="preserve"> </w:t>
+      </w:r>
+      <w:proofErr w:type="spellStart"/>
+      <w:proofErr w:type="gramStart"/>
+      <w:r>
+        <w:t>baresoil</w:t>
+      </w:r>
+      <w:proofErr w:type="spellEnd"/>
+      <w:r>
+        <w:t xml:space="preserve"> ;</w:t>
+      </w:r>
+      <w:proofErr w:type="gramEnd"/>
+      <w:r>
+        <w:t xml:space="preserve"> </w:t>
+      </w:r>
+      <w:proofErr w:type="spellStart"/>
+      <w:proofErr w:type="gramStart"/>
+      <w:r>
+        <w:t>pv</w:t>
+      </w:r>
+      <w:proofErr w:type="spellEnd"/>
+      <w:r>
+        <w:t xml:space="preserve"> :</w:t>
+      </w:r>
+      <w:proofErr w:type="gramEnd"/>
+      <w:r>
+        <w:t xml:space="preserve"> photosynthetic </w:t>
+      </w:r>
+      <w:proofErr w:type="gramStart"/>
+      <w:r>
+        <w:t>vegetation ;</w:t>
+      </w:r>
+      <w:proofErr w:type="gramEnd"/>
+      <w:r>
+        <w:t xml:space="preserve"> </w:t>
+      </w:r>
+      <w:proofErr w:type="spellStart"/>
+      <w:proofErr w:type="gramStart"/>
+      <w:r>
+        <w:t>npv</w:t>
+      </w:r>
+      <w:proofErr w:type="spellEnd"/>
+      <w:r>
+        <w:t xml:space="preserve"> :</w:t>
+      </w:r>
+      <w:proofErr w:type="gramEnd"/>
+      <w:r>
+        <w:t xml:space="preserve"> non-photosynthetic vegetation)</w:t>
+      </w:r>
     </w:p>
     <w:p>
       <w:pPr>
@@ -1196,32 +1416,32 @@
         </w:numPr>
       </w:pPr>
       <w:r>
-        <w:t xml:space="preserve">Fractional Cover (bs : </w:t>
+        <w:t>RGB-NIR-SWIR</w:t>
+      </w:r>
+      <w:r>
+        <w:t xml:space="preserve">, </w:t>
       </w:r>
       <w:proofErr w:type="spellStart"/>
       <w:r>
-        <w:t>baresoil</w:t>
+        <w:t>emad</w:t>
       </w:r>
       <w:proofErr w:type="spellEnd"/>
       <w:r>
-        <w:t xml:space="preserve"> ; </w:t>
+        <w:t xml:space="preserve">, </w:t>
       </w:r>
       <w:proofErr w:type="spellStart"/>
       <w:r>
-        <w:t>pv</w:t>
+        <w:t>smad</w:t>
       </w:r>
       <w:proofErr w:type="spellEnd"/>
       <w:r>
-        <w:t xml:space="preserve"> : photosynthetic vegetation ; </w:t>
+        <w:t xml:space="preserve"> and </w:t>
       </w:r>
       <w:proofErr w:type="spellStart"/>
       <w:r>
-        <w:t>npv</w:t>
+        <w:t>bcmad</w:t>
       </w:r>
       <w:proofErr w:type="spellEnd"/>
-      <w:r>
-        <w:t xml:space="preserve"> : non-photosynthetic vegetation)</w:t>
-      </w:r>
     </w:p>
     <w:p>
       <w:pPr>
@@ -1231,8 +1451,13 @@
           <w:numId w:val="3"/>
         </w:numPr>
       </w:pPr>
-      <w:r>
-        <w:t>NDVI</w:t>
+      <w:proofErr w:type="gramStart"/>
+      <w:r>
+        <w:t>Indexes :</w:t>
+      </w:r>
+      <w:proofErr w:type="gramEnd"/>
+      <w:r>
+        <w:t xml:space="preserve"> NDVI, MNDWI, NDBI, EVI</w:t>
       </w:r>
     </w:p>
     <w:p>
@@ -1244,7 +1469,7 @@
         </w:numPr>
       </w:pPr>
       <w:r>
-        <w:t>NDWI</w:t>
+        <w:t>DEM (elevation)</w:t>
       </w:r>
     </w:p>
     <w:p>
@@ -1254,42 +1479,6 @@
           <w:ilvl w:val="0"/>
           <w:numId w:val="3"/>
         </w:numPr>
-      </w:pPr>
-      <w:r>
-        <w:t>NDBI (Normalized Difference Build Index)</w:t>
-      </w:r>
-    </w:p>
-    <w:p>
-      <w:pPr>
-        <w:pStyle w:val="Paragraphedeliste"/>
-        <w:numPr>
-          <w:ilvl w:val="0"/>
-          <w:numId w:val="3"/>
-        </w:numPr>
-      </w:pPr>
-      <w:r>
-        <w:t>RGB-NIR (spectral bands)</w:t>
-      </w:r>
-    </w:p>
-    <w:p>
-      <w:pPr>
-        <w:pStyle w:val="Paragraphedeliste"/>
-        <w:numPr>
-          <w:ilvl w:val="0"/>
-          <w:numId w:val="3"/>
-        </w:numPr>
-      </w:pPr>
-      <w:r>
-        <w:t>EVI and SAVI</w:t>
-      </w:r>
-    </w:p>
-    <w:p>
-      <w:pPr>
-        <w:pStyle w:val="Paragraphedeliste"/>
-        <w:numPr>
-          <w:ilvl w:val="0"/>
-          <w:numId w:val="3"/>
-        </w:numPr>
         <w:rPr>
           <w:b/>
           <w:bCs/>
@@ -1303,287 +1492,231 @@
           <w:b/>
           <w:bCs/>
         </w:rPr>
-        <w:t xml:space="preserve">(class-id : 1. Forest ; 2. Cropland ; 3. Grassland ; 4. Buildup ; 5. </w:t>
-      </w:r>
-      <w:proofErr w:type="spellStart"/>
+        <w:t>(class-</w:t>
+      </w:r>
+      <w:proofErr w:type="gramStart"/>
       <w:r>
         <w:rPr>
           <w:b/>
           <w:bCs/>
         </w:rPr>
-        <w:t>Baresoil</w:t>
-      </w:r>
-      <w:proofErr w:type="spellEnd"/>
+        <w:t>id :</w:t>
+      </w:r>
+      <w:proofErr w:type="gramEnd"/>
       <w:r>
         <w:rPr>
           <w:b/>
           <w:bCs/>
         </w:rPr>
-        <w:t xml:space="preserve"> ; 6. Water ; 7. Mangroves)</w:t>
-      </w:r>
-    </w:p>
-    <w:p>
-      <w:pPr>
-        <w:pStyle w:val="Paragraphedeliste"/>
-        <w:numPr>
-          <w:ilvl w:val="0"/>
-          <w:numId w:val="3"/>
-        </w:numPr>
-      </w:pPr>
+        <w:t xml:space="preserve"> 1. </w:t>
+      </w:r>
+      <w:proofErr w:type="gramStart"/>
+      <w:r>
+        <w:rPr>
+          <w:b/>
+          <w:bCs/>
+        </w:rPr>
+        <w:t>Forest ;</w:t>
+      </w:r>
+      <w:proofErr w:type="gramEnd"/>
+      <w:r>
+        <w:rPr>
+          <w:b/>
+          <w:bCs/>
+        </w:rPr>
+        <w:t xml:space="preserve"> 2. </w:t>
+      </w:r>
+      <w:proofErr w:type="gramStart"/>
+      <w:r>
+        <w:rPr>
+          <w:b/>
+          <w:bCs/>
+        </w:rPr>
+        <w:t>Cropland ;</w:t>
+      </w:r>
+      <w:proofErr w:type="gramEnd"/>
+      <w:r>
+        <w:rPr>
+          <w:b/>
+          <w:bCs/>
+        </w:rPr>
+        <w:t xml:space="preserve"> 3. </w:t>
+      </w:r>
+      <w:proofErr w:type="gramStart"/>
+      <w:r>
+        <w:rPr>
+          <w:b/>
+          <w:bCs/>
+        </w:rPr>
+        <w:t>Grassland ;</w:t>
+      </w:r>
+      <w:proofErr w:type="gramEnd"/>
+      <w:r>
+        <w:rPr>
+          <w:b/>
+          <w:bCs/>
+        </w:rPr>
+        <w:t xml:space="preserve"> 4. </w:t>
+      </w:r>
+      <w:proofErr w:type="gramStart"/>
+      <w:r>
+        <w:rPr>
+          <w:b/>
+          <w:bCs/>
+        </w:rPr>
+        <w:t>Buildup ;</w:t>
+      </w:r>
+      <w:proofErr w:type="gramEnd"/>
+      <w:r>
+        <w:rPr>
+          <w:b/>
+          <w:bCs/>
+        </w:rPr>
+        <w:t xml:space="preserve"> 5. </w:t>
+      </w:r>
       <w:proofErr w:type="spellStart"/>
-      <w:r>
-        <w:t>lulc</w:t>
+      <w:proofErr w:type="gramStart"/>
+      <w:r>
+        <w:rPr>
+          <w:b/>
+          <w:bCs/>
+        </w:rPr>
+        <w:t>Baresoil</w:t>
       </w:r>
       <w:proofErr w:type="spellEnd"/>
       <w:r>
-        <w:t xml:space="preserve"> (land-use, land-cover)</w:t>
-      </w:r>
-    </w:p>
-    <w:p>
-      <w:pPr>
-        <w:pStyle w:val="Paragraphedeliste"/>
-        <w:numPr>
-          <w:ilvl w:val="0"/>
-          <w:numId w:val="3"/>
-        </w:numPr>
-      </w:pPr>
-      <w:r>
-        <w:t xml:space="preserve">Texture data (10 bands computed using </w:t>
-      </w:r>
-      <w:proofErr w:type="spellStart"/>
-      <w:r>
-        <w:t>Haralick</w:t>
-      </w:r>
-      <w:proofErr w:type="spellEnd"/>
-      <w:r>
-        <w:t xml:space="preserve"> Extraction Feature in QGIS --&gt; GLCM)</w:t>
-      </w:r>
-    </w:p>
-    <w:p>
-      <w:pPr>
-        <w:pStyle w:val="Paragraphedeliste"/>
-        <w:numPr>
-          <w:ilvl w:val="0"/>
-          <w:numId w:val="3"/>
-        </w:numPr>
-      </w:pPr>
-      <w:r>
-        <w:t>Seasonal fractional cover (</w:t>
-      </w:r>
-      <w:proofErr w:type="spellStart"/>
-      <w:r>
-        <w:t>bs_jan_apr</w:t>
-      </w:r>
-      <w:proofErr w:type="spellEnd"/>
-      <w:r>
-        <w:t xml:space="preserve">, </w:t>
-      </w:r>
-      <w:proofErr w:type="spellStart"/>
-      <w:r>
-        <w:t>bs_may_aug</w:t>
-      </w:r>
-      <w:proofErr w:type="spellEnd"/>
-      <w:r>
-        <w:t xml:space="preserve">, </w:t>
-      </w:r>
-      <w:proofErr w:type="spellStart"/>
-      <w:r>
-        <w:t>bs_sep_dec</w:t>
-      </w:r>
-      <w:proofErr w:type="spellEnd"/>
-      <w:r>
-        <w:t xml:space="preserve">, same for </w:t>
-      </w:r>
-      <w:proofErr w:type="spellStart"/>
-      <w:r>
-        <w:t>pv</w:t>
-      </w:r>
-      <w:proofErr w:type="spellEnd"/>
-      <w:r>
-        <w:t xml:space="preserve"> and </w:t>
-      </w:r>
-      <w:proofErr w:type="spellStart"/>
-      <w:r>
-        <w:t>npv</w:t>
-      </w:r>
-      <w:proofErr w:type="spellEnd"/>
-      <w:r>
-        <w:t xml:space="preserve"> bands)</w:t>
-      </w:r>
-    </w:p>
-    <w:p>
-      <w:pPr>
-        <w:pStyle w:val="Paragraphedeliste"/>
-        <w:numPr>
-          <w:ilvl w:val="0"/>
-          <w:numId w:val="3"/>
-        </w:numPr>
-      </w:pPr>
-      <w:r>
-        <w:t>Monthly NDVI (median between 2020 and 2024 with cloud &lt; 10%, download from GEE)</w:t>
+        <w:rPr>
+          <w:b/>
+          <w:bCs/>
+        </w:rPr>
+        <w:t xml:space="preserve"> ;</w:t>
+      </w:r>
+      <w:proofErr w:type="gramEnd"/>
+      <w:r>
+        <w:rPr>
+          <w:b/>
+          <w:bCs/>
+        </w:rPr>
+        <w:t xml:space="preserve"> 6. </w:t>
+      </w:r>
+      <w:proofErr w:type="gramStart"/>
+      <w:r>
+        <w:rPr>
+          <w:b/>
+          <w:bCs/>
+        </w:rPr>
+        <w:t>Water ;</w:t>
+      </w:r>
+      <w:proofErr w:type="gramEnd"/>
+      <w:r>
+        <w:rPr>
+          <w:b/>
+          <w:bCs/>
+        </w:rPr>
+        <w:t xml:space="preserve"> 7. Mangroves)</w:t>
       </w:r>
     </w:p>
     <w:p/>
     <w:p>
       <w:r>
-        <w:t>The data are in the folder data, there 4 files (one per island). To build a good classifier that generalizes well across the Pacific, balancing data is important :</w:t>
+        <w:t xml:space="preserve">The data are in the </w:t>
+      </w:r>
+      <w:proofErr w:type="gramStart"/>
+      <w:r>
+        <w:t>folder data</w:t>
+      </w:r>
+      <w:proofErr w:type="gramEnd"/>
+      <w:r>
+        <w:t xml:space="preserve">, there </w:t>
+      </w:r>
+      <w:proofErr w:type="gramStart"/>
+      <w:r>
+        <w:t>4 files</w:t>
+      </w:r>
+      <w:proofErr w:type="gramEnd"/>
+      <w:r>
+        <w:t xml:space="preserve"> (one per island). To build a good classifier that generalizes well across the Pacific, balancing data is important</w:t>
+      </w:r>
+      <w:r>
+        <w:t xml:space="preserve">. </w:t>
+      </w:r>
+      <w:r>
+        <w:t xml:space="preserve">But a minimum amount of data is needed </w:t>
+      </w:r>
+      <w:proofErr w:type="gramStart"/>
+      <w:r>
+        <w:t>in order to</w:t>
+      </w:r>
+      <w:proofErr w:type="gramEnd"/>
+      <w:r>
+        <w:t xml:space="preserve"> have a good classifier. Based on this, the objective is to keep aroun</w:t>
+      </w:r>
+      <w:r>
+        <w:t>d</w:t>
+      </w:r>
+      <w:r>
+        <w:t xml:space="preserve"> 150-300 points per l</w:t>
+      </w:r>
+      <w:r>
+        <w:t>abel</w:t>
+      </w:r>
+      <w:r>
+        <w:t>.</w:t>
+      </w:r>
+      <w:r>
+        <w:t xml:space="preserve"> Thus, the training dataset is </w:t>
+      </w:r>
+      <w:proofErr w:type="gramStart"/>
+      <w:r>
+        <w:t>creating</w:t>
+      </w:r>
+      <w:proofErr w:type="gramEnd"/>
+      <w:r>
+        <w:t xml:space="preserve"> by selecting randomly </w:t>
+      </w:r>
+      <w:r>
+        <w:t>a fixed number of points from each region.</w:t>
       </w:r>
     </w:p>
     <w:p/>
     <w:p>
       <w:r>
-        <w:t>- Balancing between classes (so each LULC type is equally learned)</w:t>
-      </w:r>
-    </w:p>
-    <w:p>
-      <w:r>
-        <w:t>- Balancing between locations (so it doesn't overfit to any specific island)</w:t>
+        <w:t xml:space="preserve">Following </w:t>
+      </w:r>
+      <w:r>
+        <w:t>this</w:t>
+      </w:r>
+      <w:r>
+        <w:t xml:space="preserve">, the RF </w:t>
+      </w:r>
+      <w:r>
+        <w:t xml:space="preserve">is </w:t>
+      </w:r>
+      <w:r>
+        <w:t xml:space="preserve">trained </w:t>
+      </w:r>
+      <w:proofErr w:type="gramStart"/>
+      <w:r>
+        <w:t>on</w:t>
+      </w:r>
+      <w:proofErr w:type="gramEnd"/>
+      <w:r>
+        <w:t xml:space="preserve"> </w:t>
+      </w:r>
+      <w:r>
+        <w:t>2900</w:t>
+      </w:r>
+      <w:r>
+        <w:t xml:space="preserve"> data points</w:t>
+      </w:r>
+      <w:r>
+        <w:t xml:space="preserve"> (80% for training and the remaining 20% for validation)</w:t>
+      </w:r>
+      <w:r>
+        <w:t xml:space="preserve">. </w:t>
       </w:r>
     </w:p>
     <w:p/>
-    <w:p>
-      <w:r>
-        <w:t xml:space="preserve">But a minimum amount of data is needed in order to have a good classifier. Based on this, the objective is to keep </w:t>
-      </w:r>
-      <w:proofErr w:type="spellStart"/>
-      <w:r>
-        <w:t>aroun</w:t>
-      </w:r>
-      <w:proofErr w:type="spellEnd"/>
-      <w:r>
-        <w:t xml:space="preserve"> 150-300 points per </w:t>
-      </w:r>
-      <w:proofErr w:type="spellStart"/>
-      <w:r>
-        <w:t>lulc</w:t>
-      </w:r>
-      <w:proofErr w:type="spellEnd"/>
-      <w:r>
-        <w:t xml:space="preserve">. Finally to preserve spatial generalization, points from each island should be equally </w:t>
-      </w:r>
-      <w:proofErr w:type="spellStart"/>
-      <w:r>
-        <w:t>reprensented</w:t>
-      </w:r>
-      <w:proofErr w:type="spellEnd"/>
-      <w:r>
-        <w:t xml:space="preserve"> in each class.</w:t>
-      </w:r>
-    </w:p>
-    <w:p/>
-    <w:p>
-      <w:r>
-        <w:t xml:space="preserve">I set manually : </w:t>
-      </w:r>
-    </w:p>
-    <w:p/>
-    <w:p>
-      <w:pPr>
-        <w:pStyle w:val="Paragraphedeliste"/>
-        <w:numPr>
-          <w:ilvl w:val="0"/>
-          <w:numId w:val="3"/>
-        </w:numPr>
-      </w:pPr>
-      <w:r>
-        <w:t>Forest : Fiji : 80 ; Cook : 75 ; Palaos : 70 ; Marshall : 75 = 300</w:t>
-      </w:r>
-    </w:p>
-    <w:p>
-      <w:pPr>
-        <w:pStyle w:val="Paragraphedeliste"/>
-        <w:numPr>
-          <w:ilvl w:val="0"/>
-          <w:numId w:val="3"/>
-        </w:numPr>
-      </w:pPr>
-      <w:r>
-        <w:t>Grassland : Fiji : 150 ; Cook : 59 ; Palaos : 77 ; Marshall : 22 = 308</w:t>
-      </w:r>
-    </w:p>
-    <w:p>
-      <w:pPr>
-        <w:pStyle w:val="Paragraphedeliste"/>
-        <w:numPr>
-          <w:ilvl w:val="0"/>
-          <w:numId w:val="3"/>
-        </w:numPr>
-      </w:pPr>
-      <w:r>
-        <w:t>Mangroves : Fiji : 180 ; Cook : 0 ; Palaos : 18 ; Marshall : 6 = 204</w:t>
-      </w:r>
-    </w:p>
-    <w:p>
-      <w:pPr>
-        <w:pStyle w:val="Paragraphedeliste"/>
-        <w:numPr>
-          <w:ilvl w:val="0"/>
-          <w:numId w:val="3"/>
-        </w:numPr>
-      </w:pPr>
-      <w:r>
-        <w:t>Cropland : Fiji : 150 ; Cook : 80 ; Palaos : 63 ; Marshall : 4 = 300</w:t>
-      </w:r>
-    </w:p>
-    <w:p>
-      <w:pPr>
-        <w:pStyle w:val="Paragraphedeliste"/>
-        <w:numPr>
-          <w:ilvl w:val="0"/>
-          <w:numId w:val="3"/>
-        </w:numPr>
-      </w:pPr>
-      <w:r>
-        <w:t>Buildup : Fiji : 110 ; Cook : 110 ; Palaos : 40 ; Marshall : 40 = 300</w:t>
-      </w:r>
-    </w:p>
-    <w:p>
-      <w:pPr>
-        <w:pStyle w:val="Paragraphedeliste"/>
-        <w:numPr>
-          <w:ilvl w:val="0"/>
-          <w:numId w:val="3"/>
-        </w:numPr>
-      </w:pPr>
-      <w:r>
-        <w:t>Water : Fiji : 39 ; Cook : 55 ; Palaos : 36 ; Marshall : 25 = 155</w:t>
-      </w:r>
-    </w:p>
-    <w:p>
-      <w:pPr>
-        <w:pStyle w:val="Paragraphedeliste"/>
-        <w:numPr>
-          <w:ilvl w:val="0"/>
-          <w:numId w:val="3"/>
-        </w:numPr>
-      </w:pPr>
-      <w:proofErr w:type="spellStart"/>
-      <w:r>
-        <w:t>Baresoil</w:t>
-      </w:r>
-      <w:proofErr w:type="spellEnd"/>
-      <w:r>
-        <w:t xml:space="preserve"> : Fiji : 15 ; Cook : 115 ; Palaos : 115 ; Marshall : 55 = 300</w:t>
-      </w:r>
-    </w:p>
-    <w:p/>
-    <w:p>
-      <w:r>
-        <w:t>Following this distribution, the RF would be trained on 1867 data points</w:t>
-      </w:r>
-      <w:r>
-        <w:t xml:space="preserve"> (80% for training and the remaining 20% for validation)</w:t>
-      </w:r>
-      <w:r>
-        <w:t xml:space="preserve">. </w:t>
-      </w:r>
-    </w:p>
-    <w:p/>
-    <w:p>
-      <w:r>
-        <w:t>Secondly, in order to improve performance, we wanted to increase the size of the training data. We therefore decided to maintain a dataset as balanced as possible between classes, but chose to ignore the balance between locations. Following this distribution, the RF is now trained on 3347 data points. Increasing the number of training points allows us to increase the number of features used during training without increasing the risk of suffering from the “curse of dimensionality.”</w:t>
-      </w:r>
-    </w:p>
     <w:p/>
     <w:p>
       <w:pPr>
@@ -1600,105 +1733,88 @@
         <w:rPr>
           <w:u w:val="single"/>
         </w:rPr>
-        <w:t xml:space="preserve">Training RF Classifier : </w:t>
+        <w:t xml:space="preserve">Training RF </w:t>
+      </w:r>
+      <w:proofErr w:type="gramStart"/>
+      <w:r>
+        <w:rPr>
+          <w:u w:val="single"/>
+        </w:rPr>
+        <w:t>Classifier :</w:t>
+      </w:r>
+      <w:proofErr w:type="gramEnd"/>
+      <w:r>
+        <w:rPr>
+          <w:u w:val="single"/>
+        </w:rPr>
+        <w:t xml:space="preserve"> </w:t>
       </w:r>
     </w:p>
     <w:p/>
     <w:p>
       <w:r>
-        <w:t>Initial training was performed using only Fractional Cover (FC) features. While the model learned general patterns, it failed to capture class-specific characteristics, resulting in low accuracy (~55%). To improve performance, spectral features (RGB bands) and vegetation/water indices (NDVI, NDWI) were added. This enriched the feature space with reflectance-based and moisture-related information, increasing accuracy to ~65%. However, the model still struggled to distinguish cropland, grassland, and forest—likely due to their spectral similarity.</w:t>
+        <w:t>Initial training was performed using only Fractional Cover (FC) features. While the model learned general patterns, it failed to capture class-specific characteristics, resulting in low accuracy (~55%). To improve performance, spectral features (RGB bands) and indices (NDVI, NDWI</w:t>
+      </w:r>
+      <w:r>
+        <w:t>, EVI and NDBI</w:t>
+      </w:r>
+      <w:r>
+        <w:t>) were added. This enriched the feature space with reflectance-based and moisture-related information, increasing accuracy to ~</w:t>
+      </w:r>
+      <w:r>
+        <w:t>65</w:t>
+      </w:r>
+      <w:r>
+        <w:t>%. However, the model still struggled to distinguish cropland, grassland, and forest</w:t>
+      </w:r>
+      <w:r>
+        <w:t xml:space="preserve">, </w:t>
+      </w:r>
+      <w:r>
+        <w:t>likely due to their spectral similarity.</w:t>
+      </w:r>
+      <w:r>
+        <w:t xml:space="preserve"> </w:t>
+      </w:r>
+      <w:r>
+        <w:t xml:space="preserve">A solution </w:t>
+      </w:r>
+      <w:r>
+        <w:t xml:space="preserve">was to add temporality to the data </w:t>
+      </w:r>
+      <w:proofErr w:type="gramStart"/>
+      <w:r>
+        <w:t>in order to</w:t>
+      </w:r>
+      <w:proofErr w:type="gramEnd"/>
+      <w:r>
+        <w:t xml:space="preserve"> account for yearly changes (wet season and dry season). The fractional cover temporal data were computed for three seasons: January to April (wet season), May to August, and September to December (dry season).</w:t>
+      </w:r>
+      <w:r>
+        <w:t xml:space="preserve"> F</w:t>
+      </w:r>
+      <w:r>
+        <w:t xml:space="preserve">inally, </w:t>
+      </w:r>
+      <w:r>
+        <w:t>the elevation</w:t>
+      </w:r>
+      <w:r>
+        <w:t xml:space="preserve"> model was added to give spatial context to the model.</w:t>
       </w:r>
     </w:p>
     <w:p/>
     <w:p>
       <w:r>
-        <w:t>To better capture spatial context, NDVI texture features were introduced using GLCM (</w:t>
+        <w:t>Alternative classifiers (</w:t>
       </w:r>
       <w:proofErr w:type="spellStart"/>
       <w:r>
-        <w:t>Haralick</w:t>
+        <w:t>XGBoost</w:t>
       </w:r>
       <w:proofErr w:type="spellEnd"/>
       <w:r>
-        <w:t xml:space="preserve"> features computed in QGIS). A </w:t>
-      </w:r>
-      <w:hyperlink r:id="rId7" w:history="1">
-        <w:r>
-          <w:rPr>
-            <w:rStyle w:val="Lienhypertexte"/>
-          </w:rPr>
-          <w:t>study</w:t>
-        </w:r>
-      </w:hyperlink>
-      <w:r>
-        <w:t xml:space="preserve"> suggests GLCM mean is most effective for classification, with contrast and entropy adding value in edge-rich or detailed contexts. Since band 1 appears </w:t>
-      </w:r>
-      <w:r>
-        <w:lastRenderedPageBreak/>
-        <w:t>to represent the mean, it was retained as texture1. A PCA-based reduction of all texture bands was tested but performed poorly, likely due to loss of spatial nuance.</w:t>
-      </w:r>
-    </w:p>
-    <w:p/>
-    <w:p>
-      <w:r>
-        <w:t xml:space="preserve">Vegetation indices such as EVI and SAVI were also tested to better discriminate dense versus sparse vegetation. However, their inclusion led to misclassification, especially overprediction of cropland, suggesting feature redundancy or class confusion. </w:t>
-      </w:r>
-      <w:r>
-        <w:t xml:space="preserve">Thus, we only keep one of them for the training to avoid redundancy. </w:t>
-      </w:r>
-      <w:r>
-        <w:t xml:space="preserve">NDBI, intended to improve separation of bare soil, lead to more forest pixel </w:t>
-      </w:r>
-      <w:r>
-        <w:t>classified</w:t>
-      </w:r>
-      <w:r>
-        <w:t xml:space="preserve"> as </w:t>
-      </w:r>
-      <w:proofErr w:type="spellStart"/>
-      <w:r>
-        <w:t>baresoil</w:t>
-      </w:r>
-      <w:proofErr w:type="spellEnd"/>
-      <w:r>
-        <w:t xml:space="preserve"> or cropland but increase overall performance.</w:t>
-      </w:r>
-    </w:p>
-    <w:p/>
-    <w:p>
-      <w:r>
-        <w:t>Alternative classifiers (</w:t>
-      </w:r>
-      <w:proofErr w:type="spellStart"/>
-      <w:r>
-        <w:t>XGBoost</w:t>
-      </w:r>
-      <w:proofErr w:type="spellEnd"/>
-      <w:r>
         <w:t>, SVM) and ensemble stacking were tested but underperformed compared to Random Forest, possibly due to the small or imbalanced training dataset.</w:t>
-      </w:r>
-    </w:p>
-    <w:p/>
-    <w:p>
-      <w:r>
-        <w:t>T</w:t>
-      </w:r>
-      <w:r>
-        <w:t>he NDVI class-wise mean per island (</w:t>
-      </w:r>
-      <w:proofErr w:type="spellStart"/>
-      <w:r>
-        <w:t>ndvi_mean</w:t>
-      </w:r>
-      <w:proofErr w:type="spellEnd"/>
-      <w:r>
-        <w:t>) was added. While this greatly boosted accuracy (~96%), it dominated feature importance, causing overfitting by allowing the model to learn class identity rather than general patterns.</w:t>
-      </w:r>
-    </w:p>
-    <w:p/>
-    <w:p>
-      <w:r>
-        <w:t>Finally, the last attempt to increase overall performance was to add temporality to the data in order to account for yearly changes (wet season and dry season). The fractional cover temporal data were computed (see part 5 of the code) for three seasons: January to April (wet season), May to August, and September to December (dry season). Moreover, we also decided to add the monthly NDVI, as it could help provide more information about seasonal changes over forests and also take into account the harvesting season (drop in cropland NDVI).</w:t>
       </w:r>
     </w:p>
     <w:p/>
@@ -1719,7 +1835,15 @@
       <w:bookmarkStart w:id="15" w:name="_p8wnkbmby7or" w:colFirst="0" w:colLast="0"/>
       <w:bookmarkEnd w:id="15"/>
       <w:r>
-        <w:t xml:space="preserve">Data are all from Landsat-8 sensors, the spatial resolution is 30meters. For the temporal resolution, fractional cover is the annual mean of 2024. RGB-NIR and annual indexes NDWI, NDVI, NDBI, SAVI and AVI are annual means of 2023 landsat-8 imagery. Finally, for the temporal data, NDVI monthly median are downloaded using GEE, the median is assessed monthly between 2020/2024. </w:t>
+        <w:t xml:space="preserve">Data are all from Landsat-8 sensors, the spatial resolution is 30meters. For the temporal resolution, fractional cover is the annual </w:t>
+      </w:r>
+      <w:proofErr w:type="gramStart"/>
+      <w:r>
+        <w:t>mean</w:t>
+      </w:r>
+      <w:proofErr w:type="gramEnd"/>
+      <w:r>
+        <w:t xml:space="preserve"> of 2024. RGB-NIR and annual indexes NDWI, NDVI, NDBI, SAVI and AVI are annual means of 2023 landsat-8 imagery. Finally, for the temporal data, NDVI monthly median are downloaded using GEE, the median is assessed monthly between 2020/2024. </w:t>
       </w:r>
     </w:p>
     <w:p>
@@ -1732,7 +1856,23 @@
     </w:p>
     <w:p>
       <w:r>
-        <w:t>Provide brief description on how the product will be validated if known.</w:t>
+        <w:t xml:space="preserve">Provide </w:t>
+      </w:r>
+      <w:proofErr w:type="gramStart"/>
+      <w:r>
+        <w:t>brief</w:t>
+      </w:r>
+      <w:proofErr w:type="gramEnd"/>
+      <w:r>
+        <w:t xml:space="preserve"> description </w:t>
+      </w:r>
+      <w:proofErr w:type="gramStart"/>
+      <w:r>
+        <w:t>on</w:t>
+      </w:r>
+      <w:proofErr w:type="gramEnd"/>
+      <w:r>
+        <w:t xml:space="preserve"> how the product will be validated if known.</w:t>
       </w:r>
     </w:p>
     <w:p/>
@@ -1814,7 +1954,15 @@
     </w:p>
     <w:p>
       <w:r>
-        <w:t>Provide an overview of the work plan with associated timeline for the following phases:  Research, Alpha Product, Product Improvement, Beta Product, Quantitative Validation, Provisional Product, Qualitative Assessment, Operational Product.</w:t>
+        <w:t>Provide an overview of the work plan with associated timeline for the following phases</w:t>
+      </w:r>
+      <w:proofErr w:type="gramStart"/>
+      <w:r>
+        <w:t>:  Research</w:t>
+      </w:r>
+      <w:proofErr w:type="gramEnd"/>
+      <w:r>
+        <w:t>, Alpha Product, Product Improvement, Beta Product, Quantitative Validation, Provisional Product, Qualitative Assessment, Operational Product.</w:t>
       </w:r>
     </w:p>
     <w:p>
@@ -1882,7 +2030,7 @@
         </w:rPr>
         <w:t xml:space="preserve">, vol. 22, Apr. 2021, p. 100515, </w:t>
       </w:r>
-      <w:hyperlink r:id="rId8" w:history="1">
+      <w:hyperlink r:id="rId7" w:history="1">
         <w:r>
           <w:rPr>
             <w:rStyle w:val="Lienhypertexte"/>
@@ -1939,7 +2087,7 @@
         </w:rPr>
         <w:t xml:space="preserve">, vol. 259, June 2021, p. 112409, </w:t>
       </w:r>
-      <w:hyperlink r:id="rId9" w:history="1">
+      <w:hyperlink r:id="rId8" w:history="1">
         <w:r>
           <w:rPr>
             <w:rStyle w:val="Lienhypertexte"/>
@@ -1988,7 +2136,7 @@
         </w:rPr>
         <w:t xml:space="preserve">, vol. 7, no. 8, Aug. 2015, pp. 10400–24, </w:t>
       </w:r>
-      <w:hyperlink r:id="rId10" w:history="1">
+      <w:hyperlink r:id="rId9" w:history="1">
         <w:r>
           <w:rPr>
             <w:rStyle w:val="Lienhypertexte"/>
@@ -2066,7 +2214,7 @@
         </w:rPr>
         <w:t xml:space="preserve"> </w:t>
       </w:r>
-      <w:hyperlink r:id="rId11" w:history="1">
+      <w:hyperlink r:id="rId10" w:history="1">
         <w:r>
           <w:rPr>
             <w:rStyle w:val="Lienhypertexte"/>
@@ -2097,7 +2245,7 @@
       </w:pPr>
     </w:p>
     <w:sectPr>
-      <w:footerReference w:type="default" r:id="rId12"/>
+      <w:footerReference w:type="default" r:id="rId11"/>
       <w:pgSz w:w="12240" w:h="15840"/>
       <w:pgMar w:top="1440" w:right="1440" w:bottom="1440" w:left="1440" w:header="720" w:footer="720" w:gutter="0"/>
       <w:pgNumType w:start="1"/>
